--- a/FinalReport2025/Backwater Demographics Draft Sept 2025.docx
+++ b/FinalReport2025/Backwater Demographics Draft Sept 2025.docx
@@ -9,10 +9,70 @@
     </w:p>
     <w:p>
       <w:r>
-        <w:t xml:space="preserve">Capture and remote sensing (PIT Scanning) records recorded in the Lower Colorado River Native Fishes Database (hereon referred to as “the database”) were used to provide demographic parameters (survival and population size) for populations of bonytail and razorback sucker in Yuma Cove backwater and Imperial Ponds (IPCA 1-6). Post-stocking survival was </w:t>
-      </w:r>
-      <w:r>
-        <w:t xml:space="preserve">assessed with logistic regression based on PIT scanning data. The PIT tagged population of each backwater was </w:t>
+        <w:t xml:space="preserve">Records for PIT tagged RASU and BONY stocked, </w:t>
+      </w:r>
+      <w:r>
+        <w:t>capture</w:t>
+      </w:r>
+      <w:r>
+        <w:t>d, or remotely contacted (PIT scanned) within Imperial Ponds or Yuma Cove backwater</w:t>
+      </w:r>
+      <w:r>
+        <w:t xml:space="preserve">, </w:t>
+      </w:r>
+      <w:r>
+        <w:t xml:space="preserve">or </w:t>
+      </w:r>
+      <w:r>
+        <w:t>transfer</w:t>
+      </w:r>
+      <w:r>
+        <w:t xml:space="preserve">red out of same, were filtered from the </w:t>
+      </w:r>
+      <w:r>
+        <w:t>Lower Colorado River Native Fishes Database (hereon referred to as “the database”</w:t>
+      </w:r>
+      <w:r>
+        <w:t xml:space="preserve">). </w:t>
+      </w:r>
+      <w:r>
+        <w:t xml:space="preserve">Summary data for untagged RASU and BONY captured and released or transferred were provided by Reclamation. </w:t>
+      </w:r>
+      <w:r>
+        <w:t>D</w:t>
+      </w:r>
+      <w:r>
+        <w:t xml:space="preserve">emographic parameters (survival and population size) for </w:t>
+      </w:r>
+      <w:r>
+        <w:t xml:space="preserve">populations of </w:t>
+      </w:r>
+      <w:r>
+        <w:t xml:space="preserve">BONY </w:t>
+      </w:r>
+      <w:r>
+        <w:t xml:space="preserve">and </w:t>
+      </w:r>
+      <w:r>
+        <w:t>RASU</w:t>
+      </w:r>
+      <w:r>
+        <w:t xml:space="preserve"> in Yuma Cove backwater and Imperial Ponds (IPCA 1-6)</w:t>
+      </w:r>
+      <w:r>
+        <w:t xml:space="preserve"> were estimated from these data</w:t>
+      </w:r>
+      <w:r>
+        <w:t xml:space="preserve">. Post-stocking survival was </w:t>
+      </w:r>
+      <w:r>
+        <w:t xml:space="preserve">assessed with logistic regression based on </w:t>
+      </w:r>
+      <w:r>
+        <w:t xml:space="preserve">stocking and </w:t>
+      </w:r>
+      <w:r>
+        <w:t xml:space="preserve">PIT scanning data. The PIT tagged population of each backwater was </w:t>
       </w:r>
       <w:r>
         <w:t>estimated</w:t>
@@ -39,7 +99,13 @@
         <w:t>C</w:t>
       </w:r>
       <w:r>
-        <w:t xml:space="preserve">ontinuous scanning data </w:t>
+        <w:t xml:space="preserve">ontinuous </w:t>
+      </w:r>
+      <w:r>
+        <w:t xml:space="preserve">PIT </w:t>
+      </w:r>
+      <w:r>
+        <w:t xml:space="preserve">scanning data </w:t>
       </w:r>
       <w:r>
         <w:t xml:space="preserve">was also used </w:t>
@@ -54,7 +120,21 @@
         <w:t xml:space="preserve"> (refs)</w:t>
       </w:r>
       <w:r>
-        <w:t xml:space="preserve">. </w:t>
+        <w:t>.</w:t>
+      </w:r>
+      <w:r>
+        <w:t xml:space="preserve"> Adult RASU and BONY contributions to reproduction were also </w:t>
+      </w:r>
+      <w:proofErr w:type="gramStart"/>
+      <w:r>
+        <w:t>assess</w:t>
+      </w:r>
+      <w:proofErr w:type="gramEnd"/>
+      <w:r>
+        <w:t xml:space="preserve"> using a combination of PIT scanning data and parentage assignment data provided by Dowling and Turner (this report).</w:t>
+      </w:r>
+      <w:r>
+        <w:t xml:space="preserve"> All analyses were performed in R (version, ref) within an Rstudio (ref) project that is available on GitHub (ref).</w:t>
       </w:r>
     </w:p>
     <w:p>
@@ -279,7 +359,11 @@
         <w:t xml:space="preserve"> died before contributing significantly to the population</w:t>
       </w:r>
       <w:r>
-        <w:t xml:space="preserve"> would therefore be excluded from the “known population”</w:t>
+        <w:t xml:space="preserve"> would therefore be </w:t>
+      </w:r>
+      <w:r>
+        <w:lastRenderedPageBreak/>
+        <w:t>excluded from the “known population”</w:t>
       </w:r>
       <w:r>
         <w:t>.</w:t>
@@ -327,11 +411,7 @@
         <w:t xml:space="preserve"> to determine if parent-offspring pair</w:t>
       </w:r>
       <w:r>
-        <w:t xml:space="preserve">ings align with tagged </w:t>
-      </w:r>
-      <w:r>
-        <w:lastRenderedPageBreak/>
-        <w:t xml:space="preserve">parent survivor data. Also, </w:t>
+        <w:t xml:space="preserve">ings align with tagged parent survivor data. Also, </w:t>
       </w:r>
       <w:r>
         <w:t xml:space="preserve">known survivors can be </w:t>
@@ -459,31 +539,7 @@
                                     <w:rPr>
                                       <w:rFonts w:ascii="Cambria Math" w:hAnsi="Cambria Math"/>
                                     </w:rPr>
-                                    <m:t>(</m:t>
-                                  </m:r>
-                                  <m:r>
-                                    <w:rPr>
-                                      <w:rFonts w:ascii="Cambria Math" w:hAnsi="Cambria Math"/>
-                                    </w:rPr>
-                                    <m:t>M</m:t>
-                                  </m:r>
-                                  <m:r>
-                                    <w:rPr>
-                                      <w:rFonts w:ascii="Cambria Math" w:hAnsi="Cambria Math"/>
-                                    </w:rPr>
-                                    <m:t>+1)(</m:t>
-                                  </m:r>
-                                  <m:r>
-                                    <w:rPr>
-                                      <w:rFonts w:ascii="Cambria Math" w:hAnsi="Cambria Math"/>
-                                    </w:rPr>
-                                    <m:t>C</m:t>
-                                  </m:r>
-                                  <m:r>
-                                    <w:rPr>
-                                      <w:rFonts w:ascii="Cambria Math" w:hAnsi="Cambria Math"/>
-                                    </w:rPr>
-                                    <m:t>+1)</m:t>
+                                    <m:t>(M+1)(C+1)</m:t>
                                   </m:r>
                                 </m:num>
                                 <m:den>
@@ -491,13 +547,7 @@
                                     <w:rPr>
                                       <w:rFonts w:ascii="Cambria Math" w:hAnsi="Cambria Math"/>
                                     </w:rPr>
-                                    <m:t>R</m:t>
-                                  </m:r>
-                                  <m:r>
-                                    <w:rPr>
-                                      <w:rFonts w:ascii="Cambria Math" w:hAnsi="Cambria Math"/>
-                                    </w:rPr>
-                                    <m:t>+1</m:t>
+                                    <m:t>R+1</m:t>
                                   </m:r>
                                 </m:den>
                               </m:f>
@@ -589,31 +639,7 @@
                               <w:rPr>
                                 <w:rFonts w:ascii="Cambria Math" w:hAnsi="Cambria Math"/>
                               </w:rPr>
-                              <m:t>(</m:t>
-                            </m:r>
-                            <m:r>
-                              <w:rPr>
-                                <w:rFonts w:ascii="Cambria Math" w:hAnsi="Cambria Math"/>
-                              </w:rPr>
-                              <m:t>M</m:t>
-                            </m:r>
-                            <m:r>
-                              <w:rPr>
-                                <w:rFonts w:ascii="Cambria Math" w:hAnsi="Cambria Math"/>
-                              </w:rPr>
-                              <m:t>+1)(</m:t>
-                            </m:r>
-                            <m:r>
-                              <w:rPr>
-                                <w:rFonts w:ascii="Cambria Math" w:hAnsi="Cambria Math"/>
-                              </w:rPr>
-                              <m:t>C</m:t>
-                            </m:r>
-                            <m:r>
-                              <w:rPr>
-                                <w:rFonts w:ascii="Cambria Math" w:hAnsi="Cambria Math"/>
-                              </w:rPr>
-                              <m:t>+1)</m:t>
+                              <m:t>(M+1)(C+1)</m:t>
                             </m:r>
                           </m:num>
                           <m:den>
@@ -621,13 +647,7 @@
                               <w:rPr>
                                 <w:rFonts w:ascii="Cambria Math" w:hAnsi="Cambria Math"/>
                               </w:rPr>
-                              <m:t>R</m:t>
-                            </m:r>
-                            <m:r>
-                              <w:rPr>
-                                <w:rFonts w:ascii="Cambria Math" w:hAnsi="Cambria Math"/>
-                              </w:rPr>
-                              <m:t>+1</m:t>
+                              <m:t>R+1</m:t>
                             </m:r>
                           </m:den>
                         </m:f>
@@ -730,7 +750,7 @@
                     <pic:cNvPicPr/>
                   </pic:nvPicPr>
                   <pic:blipFill>
-                    <a:blip r:embed="rId10" cstate="print">
+                    <a:blip r:embed="rId9" cstate="print">
                       <a:extLst>
                         <a:ext uri="{28A0092B-C50C-407E-A947-70E740481C1C}">
                           <a14:useLocalDpi xmlns:a14="http://schemas.microsoft.com/office/drawing/2010/main" val="0"/>
@@ -794,7 +814,7 @@
                     <pic:cNvPicPr/>
                   </pic:nvPicPr>
                   <pic:blipFill>
-                    <a:blip r:embed="rId11" cstate="print">
+                    <a:blip r:embed="rId10" cstate="print">
                       <a:extLst>
                         <a:ext uri="{28A0092B-C50C-407E-A947-70E740481C1C}">
                           <a14:useLocalDpi xmlns:a14="http://schemas.microsoft.com/office/drawing/2010/main" val="0"/>
@@ -873,7 +893,7 @@
                     <pic:cNvPicPr/>
                   </pic:nvPicPr>
                   <pic:blipFill>
-                    <a:blip r:embed="rId12" cstate="print">
+                    <a:blip r:embed="rId11" cstate="print">
                       <a:extLst>
                         <a:ext uri="{28A0092B-C50C-407E-A947-70E740481C1C}">
                           <a14:useLocalDpi xmlns:a14="http://schemas.microsoft.com/office/drawing/2010/main" val="0"/>
@@ -960,7 +980,7 @@
                     <pic:cNvPicPr/>
                   </pic:nvPicPr>
                   <pic:blipFill>
-                    <a:blip r:embed="rId13" cstate="print">
+                    <a:blip r:embed="rId12" cstate="print">
                       <a:extLst>
                         <a:ext uri="{28A0092B-C50C-407E-A947-70E740481C1C}">
                           <a14:useLocalDpi xmlns:a14="http://schemas.microsoft.com/office/drawing/2010/main" val="0"/>
@@ -1010,7 +1030,7 @@
                     <pic:cNvPicPr/>
                   </pic:nvPicPr>
                   <pic:blipFill>
-                    <a:blip r:embed="rId14" cstate="print">
+                    <a:blip r:embed="rId13" cstate="print">
                       <a:extLst>
                         <a:ext uri="{28A0092B-C50C-407E-A947-70E740481C1C}">
                           <a14:useLocalDpi xmlns:a14="http://schemas.microsoft.com/office/drawing/2010/main" val="0"/>
@@ -1067,7 +1087,7 @@
                     <pic:cNvPicPr/>
                   </pic:nvPicPr>
                   <pic:blipFill>
-                    <a:blip r:embed="rId15" cstate="print">
+                    <a:blip r:embed="rId14" cstate="print">
                       <a:extLst>
                         <a:ext uri="{28A0092B-C50C-407E-A947-70E740481C1C}">
                           <a14:useLocalDpi xmlns:a14="http://schemas.microsoft.com/office/drawing/2010/main" val="0"/>
@@ -1122,6 +1142,54 @@
                 <pic:pic xmlns:pic="http://schemas.openxmlformats.org/drawingml/2006/picture">
                   <pic:nvPicPr>
                     <pic:cNvPr id="1555901982" name="Picture 9" descr="A graph showing a line of a city&#10;&#10;AI-generated content may be incorrect."/>
+                    <pic:cNvPicPr/>
+                  </pic:nvPicPr>
+                  <pic:blipFill>
+                    <a:blip r:embed="rId15" cstate="print">
+                      <a:extLst>
+                        <a:ext uri="{28A0092B-C50C-407E-A947-70E740481C1C}">
+                          <a14:useLocalDpi xmlns:a14="http://schemas.microsoft.com/office/drawing/2010/main" val="0"/>
+                        </a:ext>
+                      </a:extLst>
+                    </a:blip>
+                    <a:stretch>
+                      <a:fillRect/>
+                    </a:stretch>
+                  </pic:blipFill>
+                  <pic:spPr>
+                    <a:xfrm>
+                      <a:off x="0" y="0"/>
+                      <a:ext cx="5486411" cy="3657607"/>
+                    </a:xfrm>
+                    <a:prstGeom prst="rect">
+                      <a:avLst/>
+                    </a:prstGeom>
+                  </pic:spPr>
+                </pic:pic>
+              </a:graphicData>
+            </a:graphic>
+          </wp:inline>
+        </w:drawing>
+      </w:r>
+    </w:p>
+    <w:p>
+      <w:r>
+        <w:rPr>
+          <w:noProof/>
+        </w:rPr>
+        <w:drawing>
+          <wp:inline distT="0" distB="0" distL="0" distR="0" wp14:anchorId="5499B1F5" wp14:editId="58714A6F">
+            <wp:extent cx="5486411" cy="3657607"/>
+            <wp:effectExtent l="0" t="0" r="0" b="0"/>
+            <wp:docPr id="1740177266" name="Picture 10" descr="A graph of a graph showing the number of companies in the pond&#10;&#10;AI-generated content may be incorrect."/>
+            <wp:cNvGraphicFramePr>
+              <a:graphicFrameLocks xmlns:a="http://schemas.openxmlformats.org/drawingml/2006/main" noChangeAspect="1"/>
+            </wp:cNvGraphicFramePr>
+            <a:graphic xmlns:a="http://schemas.openxmlformats.org/drawingml/2006/main">
+              <a:graphicData uri="http://schemas.openxmlformats.org/drawingml/2006/picture">
+                <pic:pic xmlns:pic="http://schemas.openxmlformats.org/drawingml/2006/picture">
+                  <pic:nvPicPr>
+                    <pic:cNvPr id="1740177266" name="Picture 10" descr="A graph of a graph showing the number of companies in the pond&#10;&#10;AI-generated content may be incorrect."/>
                     <pic:cNvPicPr/>
                   </pic:nvPicPr>
                   <pic:blipFill>
@@ -1152,16 +1220,17 @@
         </w:drawing>
       </w:r>
     </w:p>
+    <w:p/>
     <w:p>
       <w:r>
         <w:rPr>
           <w:noProof/>
         </w:rPr>
         <w:drawing>
-          <wp:inline distT="0" distB="0" distL="0" distR="0" wp14:anchorId="5499B1F5" wp14:editId="58714A6F">
+          <wp:inline distT="0" distB="0" distL="0" distR="0" wp14:anchorId="6D2D045E" wp14:editId="5A2E4500">
             <wp:extent cx="5486411" cy="3657607"/>
             <wp:effectExtent l="0" t="0" r="0" b="0"/>
-            <wp:docPr id="1740177266" name="Picture 10" descr="A graph of a graph showing the number of companies in the pond&#10;&#10;AI-generated content may be incorrect."/>
+            <wp:docPr id="1807733196" name="Picture 11" descr="A graph of a line graph&#10;&#10;AI-generated content may be incorrect."/>
             <wp:cNvGraphicFramePr>
               <a:graphicFrameLocks xmlns:a="http://schemas.openxmlformats.org/drawingml/2006/main" noChangeAspect="1"/>
             </wp:cNvGraphicFramePr>
@@ -1169,7 +1238,7 @@
               <a:graphicData uri="http://schemas.openxmlformats.org/drawingml/2006/picture">
                 <pic:pic xmlns:pic="http://schemas.openxmlformats.org/drawingml/2006/picture">
                   <pic:nvPicPr>
-                    <pic:cNvPr id="1740177266" name="Picture 10" descr="A graph of a graph showing the number of companies in the pond&#10;&#10;AI-generated content may be incorrect."/>
+                    <pic:cNvPr id="1807733196" name="Picture 11" descr="A graph of a line graph&#10;&#10;AI-generated content may be incorrect."/>
                     <pic:cNvPicPr/>
                   </pic:nvPicPr>
                   <pic:blipFill>
@@ -1202,55 +1271,6 @@
     </w:p>
     <w:p/>
     <w:p>
-      <w:r>
-        <w:rPr>
-          <w:noProof/>
-        </w:rPr>
-        <w:drawing>
-          <wp:inline distT="0" distB="0" distL="0" distR="0" wp14:anchorId="6D2D045E" wp14:editId="5A2E4500">
-            <wp:extent cx="5486411" cy="3657607"/>
-            <wp:effectExtent l="0" t="0" r="0" b="0"/>
-            <wp:docPr id="1807733196" name="Picture 11" descr="A graph of a line graph&#10;&#10;AI-generated content may be incorrect."/>
-            <wp:cNvGraphicFramePr>
-              <a:graphicFrameLocks xmlns:a="http://schemas.openxmlformats.org/drawingml/2006/main" noChangeAspect="1"/>
-            </wp:cNvGraphicFramePr>
-            <a:graphic xmlns:a="http://schemas.openxmlformats.org/drawingml/2006/main">
-              <a:graphicData uri="http://schemas.openxmlformats.org/drawingml/2006/picture">
-                <pic:pic xmlns:pic="http://schemas.openxmlformats.org/drawingml/2006/picture">
-                  <pic:nvPicPr>
-                    <pic:cNvPr id="1807733196" name="Picture 11" descr="A graph of a line graph&#10;&#10;AI-generated content may be incorrect."/>
-                    <pic:cNvPicPr/>
-                  </pic:nvPicPr>
-                  <pic:blipFill>
-                    <a:blip r:embed="rId18" cstate="print">
-                      <a:extLst>
-                        <a:ext uri="{28A0092B-C50C-407E-A947-70E740481C1C}">
-                          <a14:useLocalDpi xmlns:a14="http://schemas.microsoft.com/office/drawing/2010/main" val="0"/>
-                        </a:ext>
-                      </a:extLst>
-                    </a:blip>
-                    <a:stretch>
-                      <a:fillRect/>
-                    </a:stretch>
-                  </pic:blipFill>
-                  <pic:spPr>
-                    <a:xfrm>
-                      <a:off x="0" y="0"/>
-                      <a:ext cx="5486411" cy="3657607"/>
-                    </a:xfrm>
-                    <a:prstGeom prst="rect">
-                      <a:avLst/>
-                    </a:prstGeom>
-                  </pic:spPr>
-                </pic:pic>
-              </a:graphicData>
-            </a:graphic>
-          </wp:inline>
-        </w:drawing>
-      </w:r>
-    </w:p>
-    <w:p/>
-    <w:p>
       <w:pPr>
         <w:rPr>
           <w:highlight w:val="yellow"/>
@@ -1358,10 +1378,6 @@
     </w:p>
   </w:footnote>
 </w:footnotes>
-</file>
-
-<file path=word/numbering.xml><?xml version="1.0" encoding="utf-8"?>
-<w:numbering xmlns:wpc="http://schemas.microsoft.com/office/word/2010/wordprocessingCanvas" xmlns:cx="http://schemas.microsoft.com/office/drawing/2014/chartex" xmlns:cx1="http://schemas.microsoft.com/office/drawing/2015/9/8/chartex" xmlns:cx2="http://schemas.microsoft.com/office/drawing/2015/10/21/chartex" xmlns:cx3="http://schemas.microsoft.com/office/drawing/2016/5/9/chartex" xmlns:cx4="http://schemas.microsoft.com/office/drawing/2016/5/10/chartex" xmlns:cx5="http://schemas.microsoft.com/office/drawing/2016/5/11/chartex" xmlns:cx6="http://schemas.microsoft.com/office/drawing/2016/5/12/chartex" xmlns:cx7="http://schemas.microsoft.com/office/drawing/2016/5/13/chartex" xmlns:cx8="http://schemas.microsoft.com/office/drawing/2016/5/14/chartex" xmlns:mc="http://schemas.openxmlformats.org/markup-compatibility/2006" xmlns:aink="http://schemas.microsoft.com/office/drawing/2016/ink" xmlns:am3d="http://schemas.microsoft.com/office/drawing/2017/model3d" xmlns:o="urn:schemas-microsoft-com:office:office" xmlns:oel="http://schemas.microsoft.com/office/2019/extlst" xmlns:r="http://schemas.openxmlformats.org/officeDocument/2006/relationships" xmlns:m="http://schemas.openxmlformats.org/officeDocument/2006/math" xmlns:v="urn:schemas-microsoft-com:vml" xmlns:wp14="http://schemas.microsoft.com/office/word/2010/wordprocessingDrawing" xmlns:wp="http://schemas.openxmlformats.org/drawingml/2006/wordprocessingDrawing" xmlns:w10="urn:schemas-microsoft-com:office:word" xmlns:w="http://schemas.openxmlformats.org/wordprocessingml/2006/main" xmlns:w14="http://schemas.microsoft.com/office/word/2010/wordml" xmlns:w15="http://schemas.microsoft.com/office/word/2012/wordml" xmlns:w16cex="http://schemas.microsoft.com/office/word/2018/wordml/cex" xmlns:w16cid="http://schemas.microsoft.com/office/word/2016/wordml/cid" xmlns:w16="http://schemas.microsoft.com/office/word/2018/wordml" xmlns:w16du="http://schemas.microsoft.com/office/word/2023/wordml/word16du" xmlns:w16sdtdh="http://schemas.microsoft.com/office/word/2020/wordml/sdtdatahash" xmlns:w16sdtfl="http://schemas.microsoft.com/office/word/2024/wordml/sdtformatlock" xmlns:w16se="http://schemas.microsoft.com/office/word/2015/wordml/symex" xmlns:wpg="http://schemas.microsoft.com/office/word/2010/wordprocessingGroup" xmlns:wpi="http://schemas.microsoft.com/office/word/2010/wordprocessingInk" xmlns:wne="http://schemas.microsoft.com/office/word/2006/wordml" xmlns:wps="http://schemas.microsoft.com/office/word/2010/wordprocessingShape" mc:Ignorable="w14 w15 w16se w16cid w16 w16cex w16sdtdh w16sdtfl w16du wp14"/>
 </file>
 
 <file path=word/styles.xml><?xml version="1.0" encoding="utf-8"?>
@@ -2646,26 +2662,6 @@
 </file>
 
 <file path=customXml/item1.xml><?xml version="1.0" encoding="utf-8"?>
-<?mso-contentType ?>
-<FormTemplates xmlns="http://schemas.microsoft.com/sharepoint/v3/contenttype/forms">
-  <Display>DocumentLibraryForm</Display>
-  <Edit>DocumentLibraryForm</Edit>
-  <New>DocumentLibraryForm</New>
-</FormTemplates>
-</file>
-
-<file path=customXml/item2.xml><?xml version="1.0" encoding="utf-8"?>
-<p:properties xmlns:p="http://schemas.microsoft.com/office/2006/metadata/properties" xmlns:xsi="http://www.w3.org/2001/XMLSchema-instance" xmlns:pc="http://schemas.microsoft.com/office/infopath/2007/PartnerControls">
-  <documentManagement>
-    <lcf76f155ced4ddcb4097134ff3c332f xmlns="0163b7c3-6fd4-4e9e-a0e0-ce73f2749c4b">
-      <Terms xmlns="http://schemas.microsoft.com/office/infopath/2007/PartnerControls"/>
-    </lcf76f155ced4ddcb4097134ff3c332f>
-    <TaxCatchAll xmlns="d1e10837-682d-47d3-817a-d9a92e4874a6" xsi:nil="true"/>
-  </documentManagement>
-</p:properties>
-</file>
-
-<file path=customXml/item3.xml><?xml version="1.0" encoding="utf-8"?>
 <ct:contentTypeSchema xmlns:ct="http://schemas.microsoft.com/office/2006/metadata/contentType" xmlns:ma="http://schemas.microsoft.com/office/2006/metadata/properties/metaAttributes" ct:_="" ma:_="" ma:contentTypeName="Document" ma:contentTypeID="0x010100CF451DEAB66511499DA003356CF88131" ma:contentTypeVersion="16" ma:contentTypeDescription="Create a new document." ma:contentTypeScope="" ma:versionID="38be41802eec72d376469eb8b893067b">
   <xsd:schema xmlns:xsd="http://www.w3.org/2001/XMLSchema" xmlns:xs="http://www.w3.org/2001/XMLSchema" xmlns:p="http://schemas.microsoft.com/office/2006/metadata/properties" xmlns:ns2="0163b7c3-6fd4-4e9e-a0e0-ce73f2749c4b" xmlns:ns3="d1e10837-682d-47d3-817a-d9a92e4874a6" targetNamespace="http://schemas.microsoft.com/office/2006/metadata/properties" ma:root="true" ma:fieldsID="6567375de3acbf3c6eaeedd45f4249a6" ns2:_="" ns3:_="">
     <xsd:import namespace="0163b7c3-6fd4-4e9e-a0e0-ce73f2749c4b"/>
@@ -2908,10 +2904,41 @@
 </ct:contentTypeSchema>
 </file>
 
+<file path=customXml/item2.xml><?xml version="1.0" encoding="utf-8"?>
+<p:properties xmlns:p="http://schemas.microsoft.com/office/2006/metadata/properties" xmlns:xsi="http://www.w3.org/2001/XMLSchema-instance" xmlns:pc="http://schemas.microsoft.com/office/infopath/2007/PartnerControls">
+  <documentManagement>
+    <lcf76f155ced4ddcb4097134ff3c332f xmlns="0163b7c3-6fd4-4e9e-a0e0-ce73f2749c4b">
+      <Terms xmlns="http://schemas.microsoft.com/office/infopath/2007/PartnerControls"/>
+    </lcf76f155ced4ddcb4097134ff3c332f>
+    <TaxCatchAll xmlns="d1e10837-682d-47d3-817a-d9a92e4874a6" xsi:nil="true"/>
+  </documentManagement>
+</p:properties>
+</file>
+
+<file path=customXml/item3.xml><?xml version="1.0" encoding="utf-8"?>
+<?mso-contentType ?>
+<FormTemplates xmlns="http://schemas.microsoft.com/sharepoint/v3/contenttype/forms">
+  <Display>DocumentLibraryForm</Display>
+  <Edit>DocumentLibraryForm</Edit>
+  <New>DocumentLibraryForm</New>
+</FormTemplates>
+</file>
+
 <file path=customXml/itemProps1.xml><?xml version="1.0" encoding="utf-8"?>
-<ds:datastoreItem xmlns:ds="http://schemas.openxmlformats.org/officeDocument/2006/customXml" ds:itemID="{7CCFAC32-F609-4E33-A54F-449EC8A499E7}">
+<ds:datastoreItem xmlns:ds="http://schemas.openxmlformats.org/officeDocument/2006/customXml" ds:itemID="{F5C49A08-F191-4D37-AA2C-32CF2EDCD473}">
   <ds:schemaRefs>
-    <ds:schemaRef ds:uri="http://schemas.microsoft.com/sharepoint/v3/contenttype/forms"/>
+    <ds:schemaRef ds:uri="http://schemas.microsoft.com/office/2006/metadata/contentType"/>
+    <ds:schemaRef ds:uri="http://schemas.microsoft.com/office/2006/metadata/properties/metaAttributes"/>
+    <ds:schemaRef ds:uri="http://www.w3.org/2001/XMLSchema"/>
+    <ds:schemaRef ds:uri="http://schemas.microsoft.com/office/2006/metadata/properties"/>
+    <ds:schemaRef ds:uri="0163b7c3-6fd4-4e9e-a0e0-ce73f2749c4b"/>
+    <ds:schemaRef ds:uri="d1e10837-682d-47d3-817a-d9a92e4874a6"/>
+    <ds:schemaRef ds:uri="http://schemas.microsoft.com/office/2006/documentManagement/types"/>
+    <ds:schemaRef ds:uri="http://schemas.microsoft.com/office/infopath/2007/PartnerControls"/>
+    <ds:schemaRef ds:uri="http://schemas.openxmlformats.org/package/2006/metadata/core-properties"/>
+    <ds:schemaRef ds:uri="http://purl.org/dc/elements/1.1/"/>
+    <ds:schemaRef ds:uri="http://purl.org/dc/terms/"/>
+    <ds:schemaRef ds:uri="http://schemas.microsoft.com/internal/obd"/>
   </ds:schemaRefs>
 </ds:datastoreItem>
 </file>
@@ -2928,20 +2955,9 @@
 </file>
 
 <file path=customXml/itemProps3.xml><?xml version="1.0" encoding="utf-8"?>
-<ds:datastoreItem xmlns:ds="http://schemas.openxmlformats.org/officeDocument/2006/customXml" ds:itemID="{F5C49A08-F191-4D37-AA2C-32CF2EDCD473}">
+<ds:datastoreItem xmlns:ds="http://schemas.openxmlformats.org/officeDocument/2006/customXml" ds:itemID="{7CCFAC32-F609-4E33-A54F-449EC8A499E7}">
   <ds:schemaRefs>
-    <ds:schemaRef ds:uri="http://schemas.microsoft.com/office/2006/metadata/contentType"/>
-    <ds:schemaRef ds:uri="http://schemas.microsoft.com/office/2006/metadata/properties/metaAttributes"/>
-    <ds:schemaRef ds:uri="http://www.w3.org/2001/XMLSchema"/>
-    <ds:schemaRef ds:uri="http://schemas.microsoft.com/office/2006/metadata/properties"/>
-    <ds:schemaRef ds:uri="0163b7c3-6fd4-4e9e-a0e0-ce73f2749c4b"/>
-    <ds:schemaRef ds:uri="d1e10837-682d-47d3-817a-d9a92e4874a6"/>
-    <ds:schemaRef ds:uri="http://schemas.microsoft.com/office/2006/documentManagement/types"/>
-    <ds:schemaRef ds:uri="http://schemas.microsoft.com/office/infopath/2007/PartnerControls"/>
-    <ds:schemaRef ds:uri="http://schemas.openxmlformats.org/package/2006/metadata/core-properties"/>
-    <ds:schemaRef ds:uri="http://purl.org/dc/elements/1.1/"/>
-    <ds:schemaRef ds:uri="http://purl.org/dc/terms/"/>
-    <ds:schemaRef ds:uri="http://schemas.microsoft.com/internal/obd"/>
+    <ds:schemaRef ds:uri="http://schemas.microsoft.com/sharepoint/v3/contenttype/forms"/>
   </ds:schemaRefs>
 </ds:datastoreItem>
 </file>
--- a/FinalReport2025/Backwater Demographics Draft Sept 2025.docx
+++ b/FinalReport2025/Backwater Demographics Draft Sept 2025.docx
@@ -9,25 +9,7 @@
     </w:p>
     <w:p>
       <w:r>
-        <w:t xml:space="preserve">Records for PIT tagged RASU and BONY stocked, </w:t>
-      </w:r>
-      <w:r>
-        <w:t>capture</w:t>
-      </w:r>
-      <w:r>
-        <w:t>d, or remotely contacted (PIT scanned) within Imperial Ponds or Yuma Cove backwater</w:t>
-      </w:r>
-      <w:r>
-        <w:t xml:space="preserve">, </w:t>
-      </w:r>
-      <w:r>
-        <w:t xml:space="preserve">or </w:t>
-      </w:r>
-      <w:r>
-        <w:t>transfer</w:t>
-      </w:r>
-      <w:r>
-        <w:t xml:space="preserve">red out of same, were filtered from the </w:t>
+        <w:t xml:space="preserve">Records for PIT tagged RASU and BONY stocked, captured, or remotely contacted (PIT scanned) within Imperial Ponds or Yuma Cove backwater, or transferred out of same, were filtered from the </w:t>
       </w:r>
       <w:r>
         <w:t>Lower Colorado River Native Fishes Database (hereon referred to as “the database”</w:t>
@@ -779,7 +761,15 @@
     </w:p>
     <w:p>
       <w:r>
-        <w:t>IPCA ponds with razorback sucker had similar results</w:t>
+        <w:t xml:space="preserve">IPCA ponds with razorback </w:t>
+      </w:r>
+      <w:proofErr w:type="gramStart"/>
+      <w:r>
+        <w:t>sucker</w:t>
+      </w:r>
+      <w:proofErr w:type="gramEnd"/>
+      <w:r>
+        <w:t xml:space="preserve"> had similar results</w:t>
       </w:r>
       <w:r>
         <w:t xml:space="preserve"> and </w:t>
@@ -1320,6 +1310,55 @@
       </w:r>
     </w:p>
     <w:p/>
+    <w:p>
+      <w:r>
+        <w:rPr>
+          <w:noProof/>
+        </w:rPr>
+        <w:lastRenderedPageBreak/>
+        <w:drawing>
+          <wp:inline distT="0" distB="0" distL="0" distR="0" wp14:anchorId="1645775A" wp14:editId="0BD649D9">
+            <wp:extent cx="5868063" cy="3912042"/>
+            <wp:effectExtent l="0" t="0" r="0" b="0"/>
+            <wp:docPr id="358630128" name="Picture 2"/>
+            <wp:cNvGraphicFramePr>
+              <a:graphicFrameLocks xmlns:a="http://schemas.openxmlformats.org/drawingml/2006/main" noChangeAspect="1"/>
+            </wp:cNvGraphicFramePr>
+            <a:graphic xmlns:a="http://schemas.openxmlformats.org/drawingml/2006/main">
+              <a:graphicData uri="http://schemas.openxmlformats.org/drawingml/2006/picture">
+                <pic:pic xmlns:pic="http://schemas.openxmlformats.org/drawingml/2006/picture">
+                  <pic:nvPicPr>
+                    <pic:cNvPr id="358630128" name="Picture 358630128"/>
+                    <pic:cNvPicPr/>
+                  </pic:nvPicPr>
+                  <pic:blipFill>
+                    <a:blip r:embed="rId18" cstate="print">
+                      <a:extLst>
+                        <a:ext uri="{28A0092B-C50C-407E-A947-70E740481C1C}">
+                          <a14:useLocalDpi xmlns:a14="http://schemas.microsoft.com/office/drawing/2010/main" val="0"/>
+                        </a:ext>
+                      </a:extLst>
+                    </a:blip>
+                    <a:stretch>
+                      <a:fillRect/>
+                    </a:stretch>
+                  </pic:blipFill>
+                  <pic:spPr>
+                    <a:xfrm>
+                      <a:off x="0" y="0"/>
+                      <a:ext cx="5872173" cy="3914782"/>
+                    </a:xfrm>
+                    <a:prstGeom prst="rect">
+                      <a:avLst/>
+                    </a:prstGeom>
+                  </pic:spPr>
+                </pic:pic>
+              </a:graphicData>
+            </a:graphic>
+          </wp:inline>
+        </w:drawing>
+      </w:r>
+    </w:p>
     <w:sectPr>
       <w:pgSz w:w="12240" w:h="15840"/>
       <w:pgMar w:top="1440" w:right="1440" w:bottom="1440" w:left="1440" w:header="720" w:footer="720" w:gutter="0"/>
@@ -2662,6 +2701,26 @@
 </file>
 
 <file path=customXml/item1.xml><?xml version="1.0" encoding="utf-8"?>
+<?mso-contentType ?>
+<FormTemplates xmlns="http://schemas.microsoft.com/sharepoint/v3/contenttype/forms">
+  <Display>DocumentLibraryForm</Display>
+  <Edit>DocumentLibraryForm</Edit>
+  <New>DocumentLibraryForm</New>
+</FormTemplates>
+</file>
+
+<file path=customXml/item2.xml><?xml version="1.0" encoding="utf-8"?>
+<p:properties xmlns:p="http://schemas.microsoft.com/office/2006/metadata/properties" xmlns:xsi="http://www.w3.org/2001/XMLSchema-instance" xmlns:pc="http://schemas.microsoft.com/office/infopath/2007/PartnerControls">
+  <documentManagement>
+    <lcf76f155ced4ddcb4097134ff3c332f xmlns="0163b7c3-6fd4-4e9e-a0e0-ce73f2749c4b">
+      <Terms xmlns="http://schemas.microsoft.com/office/infopath/2007/PartnerControls"/>
+    </lcf76f155ced4ddcb4097134ff3c332f>
+    <TaxCatchAll xmlns="d1e10837-682d-47d3-817a-d9a92e4874a6" xsi:nil="true"/>
+  </documentManagement>
+</p:properties>
+</file>
+
+<file path=customXml/item3.xml><?xml version="1.0" encoding="utf-8"?>
 <ct:contentTypeSchema xmlns:ct="http://schemas.microsoft.com/office/2006/metadata/contentType" xmlns:ma="http://schemas.microsoft.com/office/2006/metadata/properties/metaAttributes" ct:_="" ma:_="" ma:contentTypeName="Document" ma:contentTypeID="0x010100CF451DEAB66511499DA003356CF88131" ma:contentTypeVersion="16" ma:contentTypeDescription="Create a new document." ma:contentTypeScope="" ma:versionID="38be41802eec72d376469eb8b893067b">
   <xsd:schema xmlns:xsd="http://www.w3.org/2001/XMLSchema" xmlns:xs="http://www.w3.org/2001/XMLSchema" xmlns:p="http://schemas.microsoft.com/office/2006/metadata/properties" xmlns:ns2="0163b7c3-6fd4-4e9e-a0e0-ce73f2749c4b" xmlns:ns3="d1e10837-682d-47d3-817a-d9a92e4874a6" targetNamespace="http://schemas.microsoft.com/office/2006/metadata/properties" ma:root="true" ma:fieldsID="6567375de3acbf3c6eaeedd45f4249a6" ns2:_="" ns3:_="">
     <xsd:import namespace="0163b7c3-6fd4-4e9e-a0e0-ce73f2749c4b"/>
@@ -2904,27 +2963,26 @@
 </ct:contentTypeSchema>
 </file>
 
-<file path=customXml/item2.xml><?xml version="1.0" encoding="utf-8"?>
-<p:properties xmlns:p="http://schemas.microsoft.com/office/2006/metadata/properties" xmlns:xsi="http://www.w3.org/2001/XMLSchema-instance" xmlns:pc="http://schemas.microsoft.com/office/infopath/2007/PartnerControls">
-  <documentManagement>
-    <lcf76f155ced4ddcb4097134ff3c332f xmlns="0163b7c3-6fd4-4e9e-a0e0-ce73f2749c4b">
-      <Terms xmlns="http://schemas.microsoft.com/office/infopath/2007/PartnerControls"/>
-    </lcf76f155ced4ddcb4097134ff3c332f>
-    <TaxCatchAll xmlns="d1e10837-682d-47d3-817a-d9a92e4874a6" xsi:nil="true"/>
-  </documentManagement>
-</p:properties>
+<file path=customXml/itemProps1.xml><?xml version="1.0" encoding="utf-8"?>
+<ds:datastoreItem xmlns:ds="http://schemas.openxmlformats.org/officeDocument/2006/customXml" ds:itemID="{7CCFAC32-F609-4E33-A54F-449EC8A499E7}">
+  <ds:schemaRefs>
+    <ds:schemaRef ds:uri="http://schemas.microsoft.com/sharepoint/v3/contenttype/forms"/>
+  </ds:schemaRefs>
+</ds:datastoreItem>
 </file>
 
-<file path=customXml/item3.xml><?xml version="1.0" encoding="utf-8"?>
-<?mso-contentType ?>
-<FormTemplates xmlns="http://schemas.microsoft.com/sharepoint/v3/contenttype/forms">
-  <Display>DocumentLibraryForm</Display>
-  <Edit>DocumentLibraryForm</Edit>
-  <New>DocumentLibraryForm</New>
-</FormTemplates>
+<file path=customXml/itemProps2.xml><?xml version="1.0" encoding="utf-8"?>
+<ds:datastoreItem xmlns:ds="http://schemas.openxmlformats.org/officeDocument/2006/customXml" ds:itemID="{90B9D941-B8C9-4E68-B03F-BAD8B486BB09}">
+  <ds:schemaRefs>
+    <ds:schemaRef ds:uri="http://schemas.microsoft.com/office/2006/metadata/properties"/>
+    <ds:schemaRef ds:uri="http://schemas.microsoft.com/office/infopath/2007/PartnerControls"/>
+    <ds:schemaRef ds:uri="0163b7c3-6fd4-4e9e-a0e0-ce73f2749c4b"/>
+    <ds:schemaRef ds:uri="d1e10837-682d-47d3-817a-d9a92e4874a6"/>
+  </ds:schemaRefs>
+</ds:datastoreItem>
 </file>
 
-<file path=customXml/itemProps1.xml><?xml version="1.0" encoding="utf-8"?>
+<file path=customXml/itemProps3.xml><?xml version="1.0" encoding="utf-8"?>
 <ds:datastoreItem xmlns:ds="http://schemas.openxmlformats.org/officeDocument/2006/customXml" ds:itemID="{F5C49A08-F191-4D37-AA2C-32CF2EDCD473}">
   <ds:schemaRefs>
     <ds:schemaRef ds:uri="http://schemas.microsoft.com/office/2006/metadata/contentType"/>
@@ -2941,23 +2999,4 @@
     <ds:schemaRef ds:uri="http://schemas.microsoft.com/internal/obd"/>
   </ds:schemaRefs>
 </ds:datastoreItem>
-</file>
-
-<file path=customXml/itemProps2.xml><?xml version="1.0" encoding="utf-8"?>
-<ds:datastoreItem xmlns:ds="http://schemas.openxmlformats.org/officeDocument/2006/customXml" ds:itemID="{90B9D941-B8C9-4E68-B03F-BAD8B486BB09}">
-  <ds:schemaRefs>
-    <ds:schemaRef ds:uri="http://schemas.microsoft.com/office/2006/metadata/properties"/>
-    <ds:schemaRef ds:uri="http://schemas.microsoft.com/office/infopath/2007/PartnerControls"/>
-    <ds:schemaRef ds:uri="0163b7c3-6fd4-4e9e-a0e0-ce73f2749c4b"/>
-    <ds:schemaRef ds:uri="d1e10837-682d-47d3-817a-d9a92e4874a6"/>
-  </ds:schemaRefs>
-</ds:datastoreItem>
-</file>
-
-<file path=customXml/itemProps3.xml><?xml version="1.0" encoding="utf-8"?>
-<ds:datastoreItem xmlns:ds="http://schemas.openxmlformats.org/officeDocument/2006/customXml" ds:itemID="{7CCFAC32-F609-4E33-A54F-449EC8A499E7}">
-  <ds:schemaRefs>
-    <ds:schemaRef ds:uri="http://schemas.microsoft.com/sharepoint/v3/contenttype/forms"/>
-  </ds:schemaRefs>
-</ds:datastoreItem>
 </file>
--- a/FinalReport2025/Backwater Demographics Draft Sept 2025.docx
+++ b/FinalReport2025/Backwater Demographics Draft Sept 2025.docx
@@ -18,233 +18,245 @@
         <w:t xml:space="preserve">). </w:t>
       </w:r>
       <w:r>
-        <w:t xml:space="preserve">Summary data for untagged RASU and BONY captured and released or transferred were provided by Reclamation. </w:t>
+        <w:t xml:space="preserve">Demographic parameters (survival and population size) for populations of BONY and RASU in Yuma Cove backwater and Imperial Ponds (IPCA 1-6) were estimated from these data. </w:t>
       </w:r>
       <w:r>
         <w:t>D</w:t>
       </w:r>
       <w:r>
-        <w:t xml:space="preserve">emographic parameters (survival and population size) for </w:t>
-      </w:r>
-      <w:r>
-        <w:t xml:space="preserve">populations of </w:t>
-      </w:r>
-      <w:r>
-        <w:t xml:space="preserve">BONY </w:t>
-      </w:r>
-      <w:r>
-        <w:t xml:space="preserve">and </w:t>
-      </w:r>
-      <w:r>
-        <w:t>RASU</w:t>
-      </w:r>
-      <w:r>
-        <w:t xml:space="preserve"> in Yuma Cove backwater and Imperial Ponds (IPCA 1-6)</w:t>
-      </w:r>
-      <w:r>
-        <w:t xml:space="preserve"> were estimated from these data</w:t>
-      </w:r>
-      <w:r>
-        <w:t xml:space="preserve">. Post-stocking survival was </w:t>
-      </w:r>
-      <w:r>
-        <w:t xml:space="preserve">assessed with logistic regression based on </w:t>
-      </w:r>
-      <w:r>
-        <w:t xml:space="preserve">stocking and </w:t>
-      </w:r>
-      <w:r>
-        <w:t xml:space="preserve">PIT scanning data. The PIT tagged population of each backwater was </w:t>
-      </w:r>
-      <w:r>
-        <w:t>estimated</w:t>
-      </w:r>
-      <w:r>
-        <w:t xml:space="preserve"> </w:t>
-      </w:r>
-      <w:r>
-        <w:t xml:space="preserve">with the </w:t>
-      </w:r>
-      <w:r>
-        <w:t xml:space="preserve">modified Peterson mark-recapture </w:t>
-      </w:r>
-      <w:r>
-        <w:t>formula</w:t>
-      </w:r>
-      <w:r>
-        <w:t>.</w:t>
-      </w:r>
-      <w:r>
-        <w:t xml:space="preserve"> </w:t>
-      </w:r>
-      <w:r>
-        <w:t>C</w:t>
-      </w:r>
-      <w:r>
-        <w:t xml:space="preserve">ontinuous </w:t>
-      </w:r>
-      <w:r>
-        <w:t xml:space="preserve">PIT </w:t>
-      </w:r>
-      <w:r>
-        <w:t xml:space="preserve">scanning data </w:t>
-      </w:r>
-      <w:r>
-        <w:t xml:space="preserve">was also used </w:t>
-      </w:r>
-      <w:r>
-        <w:t xml:space="preserve">to calculate the number of “known survivors” over time. </w:t>
-      </w:r>
-      <w:r>
-        <w:t>In backwaters with nearly continuous PIT scanning, these known survivor numbers should be no less than 95% of the actual PIT tagged population</w:t>
-      </w:r>
-      <w:r>
-        <w:t xml:space="preserve"> (refs)</w:t>
-      </w:r>
-      <w:r>
-        <w:t>.</w:t>
-      </w:r>
-      <w:r>
-        <w:t xml:space="preserve"> Adult RASU and BONY contributions to reproduction were also </w:t>
-      </w:r>
-      <w:proofErr w:type="gramStart"/>
-      <w:r>
-        <w:t>assess</w:t>
-      </w:r>
-      <w:proofErr w:type="gramEnd"/>
-      <w:r>
-        <w:t xml:space="preserve"> using a combination of PIT scanning data and parentage assignment data provided by Dowling and Turner (this report).</w:t>
-      </w:r>
-      <w:r>
-        <w:t xml:space="preserve"> All analyses were performed in R (version, ref) within an Rstudio (ref) project that is available on GitHub (ref).</w:t>
+        <w:t xml:space="preserve">ata for untagged RASU and BONY captured and released or transferred were </w:t>
+      </w:r>
+      <w:r>
+        <w:t>recorded</w:t>
+      </w:r>
+      <w:r>
+        <w:t xml:space="preserve"> by Reclamation</w:t>
+      </w:r>
+      <w:r>
+        <w:t xml:space="preserve"> but were not included in this report</w:t>
+      </w:r>
+      <w:r>
+        <w:t xml:space="preserve">. </w:t>
+      </w:r>
+      <w:r>
+        <w:t>These fish were generally young-of-year fish. When these fish were transferred, they no longer contributed to backwater demographics. Untagged young-of-year fish released into the backwater could not be assessed for growth or survival unless they were captured and tagged later, at which point they became part of the analyses in this report as newly tagged recruits.</w:t>
       </w:r>
     </w:p>
     <w:p>
       <w:r>
-        <w:t xml:space="preserve">Post-stocking survival was assessed using the </w:t>
-      </w:r>
-      <w:proofErr w:type="spellStart"/>
-      <w:r>
-        <w:t>glmmTMB</w:t>
-      </w:r>
-      <w:proofErr w:type="spellEnd"/>
-      <w:r>
-        <w:t xml:space="preserve"> package </w:t>
-      </w:r>
-      <w:r>
-        <w:t xml:space="preserve">in R, </w:t>
-      </w:r>
-      <w:r>
-        <w:t>which is a generalized linear model that can handle mixed models (fixed and random factors). Sex</w:t>
-      </w:r>
-      <w:r>
-        <w:t>,</w:t>
-      </w:r>
-      <w:r>
-        <w:t xml:space="preserve"> total length (TL) at release</w:t>
-      </w:r>
-      <w:r>
-        <w:t xml:space="preserve"> were fixed independent factors </w:t>
-      </w:r>
-      <w:r>
-        <w:t xml:space="preserve">in the model </w:t>
-      </w:r>
-      <w:r>
-        <w:t xml:space="preserve">for all backwaters. Release year was added as a fixed factor for Yuma Cove backwater (2013 and 2014 release years). </w:t>
-      </w:r>
-      <w:r>
-        <w:t xml:space="preserve">IPCA ponds with razorback sucker were modeled together with location (pond) </w:t>
-      </w:r>
-      <w:r>
-        <w:t xml:space="preserve">added as a fixed factor, and IPCA </w:t>
-      </w:r>
-      <w:r>
-        <w:t xml:space="preserve">ponds </w:t>
-      </w:r>
-      <w:r>
-        <w:t xml:space="preserve">with bonytail were modeled together in the same way. </w:t>
-      </w:r>
-      <w:r>
-        <w:t xml:space="preserve">Although all </w:t>
-      </w:r>
-      <w:r>
-        <w:t>IPCA ponds</w:t>
-      </w:r>
-      <w:r>
-        <w:t xml:space="preserve"> had more than one release </w:t>
-      </w:r>
-      <w:r>
-        <w:t>(stocking)</w:t>
-      </w:r>
-      <w:r>
-        <w:t xml:space="preserve">, all but the first </w:t>
-      </w:r>
-      <w:r>
-        <w:t>stocking (since 2015)</w:t>
-      </w:r>
-      <w:r>
-        <w:t xml:space="preserve"> w</w:t>
-      </w:r>
-      <w:r>
-        <w:t xml:space="preserve">as </w:t>
-      </w:r>
-      <w:r>
-        <w:t xml:space="preserve">removed from analysis due to a lack of post-stocking scanning (2024 </w:t>
-      </w:r>
-      <w:r>
-        <w:t>stockings</w:t>
-      </w:r>
-      <w:r>
-        <w:t xml:space="preserve">) or </w:t>
-      </w:r>
-      <w:r>
-        <w:t xml:space="preserve">due to </w:t>
-      </w:r>
-      <w:r>
-        <w:t xml:space="preserve">a lack of sexing data (unknown sex). Razorback sucker data for 2015 </w:t>
-      </w:r>
-      <w:r>
-        <w:t xml:space="preserve">stocking in Yuma Cove backwater </w:t>
-      </w:r>
-      <w:r>
-        <w:t xml:space="preserve">was removed </w:t>
-      </w:r>
-      <w:r>
-        <w:t xml:space="preserve">from analysis because there was no </w:t>
-      </w:r>
-      <w:r>
-        <w:t>encounter data</w:t>
-      </w:r>
-      <w:r>
-        <w:t xml:space="preserve"> for </w:t>
-      </w:r>
-      <w:r>
-        <w:t>stocked</w:t>
-      </w:r>
-      <w:r>
-        <w:t xml:space="preserve"> males. Survival was treated as a binomial dependent where a fish was labeled as a survivor (1) if it was contacted via PIT scanners at least once 90 days </w:t>
-      </w:r>
-      <w:r>
-        <w:t xml:space="preserve">or more </w:t>
-      </w:r>
-      <w:r>
-        <w:t>after release, otherwise the fish was considered dead (0).</w:t>
-      </w:r>
-      <w:r>
         <w:t xml:space="preserve"> </w:t>
       </w:r>
       <w:r>
-        <w:t xml:space="preserve">All backwater models </w:t>
-      </w:r>
-      <w:r>
-        <w:t>were additive only (no interaction effects)</w:t>
-      </w:r>
-      <w:r>
-        <w:t xml:space="preserve">. </w:t>
+        <w:t xml:space="preserve">Post-stocking survival was </w:t>
+      </w:r>
+      <w:r>
+        <w:t xml:space="preserve">assessed with logistic regression based on </w:t>
+      </w:r>
+      <w:r>
+        <w:t xml:space="preserve">stocking and </w:t>
+      </w:r>
+      <w:r>
+        <w:t xml:space="preserve">PIT scanning data. The PIT tagged population of each backwater was </w:t>
+      </w:r>
+      <w:r>
+        <w:t>estimated</w:t>
+      </w:r>
+      <w:r>
+        <w:t xml:space="preserve"> </w:t>
+      </w:r>
+      <w:r>
+        <w:t xml:space="preserve">with the </w:t>
+      </w:r>
+      <w:r>
+        <w:t xml:space="preserve">modified Peterson mark-recapture </w:t>
+      </w:r>
+      <w:r>
+        <w:t>formula</w:t>
+      </w:r>
+      <w:r>
+        <w:t xml:space="preserve"> based on PIT scanning data over a discrete </w:t>
+      </w:r>
+      <w:proofErr w:type="gramStart"/>
+      <w:r>
+        <w:t>time period</w:t>
+      </w:r>
+      <w:proofErr w:type="gramEnd"/>
+      <w:r>
+        <w:t>.</w:t>
+      </w:r>
+      <w:r>
+        <w:t xml:space="preserve"> </w:t>
+      </w:r>
+      <w:r>
+        <w:t xml:space="preserve">Scanning efficiency was analyzed using contact rates of known alive PIT tagged fish. </w:t>
+      </w:r>
+      <w:r>
+        <w:t>C</w:t>
+      </w:r>
+      <w:r>
+        <w:t xml:space="preserve">ontinuous </w:t>
+      </w:r>
+      <w:r>
+        <w:t xml:space="preserve">PIT </w:t>
+      </w:r>
+      <w:r>
+        <w:t xml:space="preserve">scanning data </w:t>
+      </w:r>
+      <w:r>
+        <w:t xml:space="preserve">was also used </w:t>
+      </w:r>
+      <w:r>
+        <w:t xml:space="preserve">to calculate the number of </w:t>
+      </w:r>
+      <w:r>
+        <w:t xml:space="preserve">tagged </w:t>
+      </w:r>
+      <w:r>
+        <w:t>“known survivors” over time.</w:t>
+      </w:r>
+      <w:r>
+        <w:t xml:space="preserve"> </w:t>
+      </w:r>
+      <w:r>
+        <w:t xml:space="preserve">Adult RASU and BONY contributions to reproduction were also </w:t>
+      </w:r>
+      <w:r>
+        <w:t>assessed</w:t>
+      </w:r>
+      <w:r>
+        <w:t xml:space="preserve"> using a combination of PIT scanning data and parentage assignment data provided by Dowling and Turner (this report).</w:t>
+      </w:r>
+      <w:r>
+        <w:t xml:space="preserve"> All analyses were performed in R (version, ref) within an Rstudio (ref) project that is available on GitHub (ref).</w:t>
       </w:r>
     </w:p>
     <w:p>
       <w:r>
+        <w:t xml:space="preserve">Post-stocking survival was assessed using the </w:t>
+      </w:r>
+      <w:proofErr w:type="spellStart"/>
+      <w:r>
+        <w:t>glmmTMB</w:t>
+      </w:r>
+      <w:proofErr w:type="spellEnd"/>
+      <w:r>
+        <w:t xml:space="preserve"> package </w:t>
+      </w:r>
+      <w:r>
+        <w:t xml:space="preserve">in R, </w:t>
+      </w:r>
+      <w:r>
+        <w:t>which is a generalized linear model that can handle mixed models (fixed and random factors). Sex</w:t>
+      </w:r>
+      <w:r>
+        <w:t>,</w:t>
+      </w:r>
+      <w:r>
+        <w:t xml:space="preserve"> total length (TL) at release</w:t>
+      </w:r>
+      <w:r>
+        <w:t xml:space="preserve"> were fixed independent factors </w:t>
+      </w:r>
+      <w:r>
+        <w:t xml:space="preserve">in the model </w:t>
+      </w:r>
+      <w:r>
+        <w:t xml:space="preserve">for all backwaters. Release year was added as a fixed factor for Yuma Cove backwater (2013 and 2014 release years). </w:t>
+      </w:r>
+      <w:r>
+        <w:t xml:space="preserve">IPCA ponds with razorback sucker were modeled together with location (pond) </w:t>
+      </w:r>
+      <w:r>
+        <w:t xml:space="preserve">added as a fixed factor, and IPCA </w:t>
+      </w:r>
+      <w:r>
+        <w:t xml:space="preserve">ponds </w:t>
+      </w:r>
+      <w:r>
+        <w:t xml:space="preserve">with bonytail were modeled together in the same way. </w:t>
+      </w:r>
+      <w:r>
+        <w:t xml:space="preserve">Although all </w:t>
+      </w:r>
+      <w:r>
+        <w:t>IPCA ponds</w:t>
+      </w:r>
+      <w:r>
+        <w:t xml:space="preserve"> had more than one release </w:t>
+      </w:r>
+      <w:r>
+        <w:t>(stocking)</w:t>
+      </w:r>
+      <w:r>
+        <w:t xml:space="preserve">, all but the first </w:t>
+      </w:r>
+      <w:r>
+        <w:t>stocking (since 2015)</w:t>
+      </w:r>
+      <w:r>
+        <w:t xml:space="preserve"> w</w:t>
+      </w:r>
+      <w:r>
+        <w:t xml:space="preserve">as </w:t>
+      </w:r>
+      <w:r>
+        <w:t xml:space="preserve">removed from analysis due to a lack of post-stocking scanning (2024 </w:t>
+      </w:r>
+      <w:r>
+        <w:t>stockings</w:t>
+      </w:r>
+      <w:r>
+        <w:t xml:space="preserve">) or </w:t>
+      </w:r>
+      <w:r>
+        <w:t xml:space="preserve">due to </w:t>
+      </w:r>
+      <w:r>
+        <w:t xml:space="preserve">a lack of sexing data (unknown sex). Razorback sucker data for 2015 </w:t>
+      </w:r>
+      <w:r>
+        <w:t xml:space="preserve">stocking in Yuma Cove backwater </w:t>
+      </w:r>
+      <w:r>
+        <w:t xml:space="preserve">was removed </w:t>
+      </w:r>
+      <w:r>
+        <w:t xml:space="preserve">from analysis because there was no </w:t>
+      </w:r>
+      <w:r>
+        <w:t>encounter data</w:t>
+      </w:r>
+      <w:r>
+        <w:t xml:space="preserve"> for </w:t>
+      </w:r>
+      <w:r>
+        <w:t>stocked</w:t>
+      </w:r>
+      <w:r>
+        <w:t xml:space="preserve"> males. Survival was treated as a binomial dependent where a fish was labeled as a survivor (1) if it was contacted via PIT scanners at least once 90 days </w:t>
+      </w:r>
+      <w:r>
+        <w:t xml:space="preserve">or more </w:t>
+      </w:r>
+      <w:r>
+        <w:t>after release, otherwise the fish was considered dead (0).</w:t>
+      </w:r>
+      <w:r>
+        <w:t xml:space="preserve"> </w:t>
+      </w:r>
+      <w:r>
+        <w:t xml:space="preserve">All backwater models </w:t>
+      </w:r>
+      <w:r>
+        <w:t>were additive only (no interaction effects)</w:t>
+      </w:r>
+      <w:r>
+        <w:t xml:space="preserve">. </w:t>
+      </w:r>
+    </w:p>
+    <w:p>
+      <w:r>
+        <w:lastRenderedPageBreak/>
         <w:t>Known survival analysis use</w:t>
       </w:r>
       <w:r>
@@ -341,11 +353,7 @@
         <w:t xml:space="preserve"> died before contributing significantly to the population</w:t>
       </w:r>
       <w:r>
-        <w:t xml:space="preserve"> would therefore be </w:t>
-      </w:r>
-      <w:r>
-        <w:lastRenderedPageBreak/>
-        <w:t>excluded from the “known population”</w:t>
+        <w:t xml:space="preserve"> would therefore be excluded from the “known population”</w:t>
       </w:r>
       <w:r>
         <w:t>.</w:t>
@@ -387,7 +395,10 @@
         <w:t>population for all subsequent dates.</w:t>
       </w:r>
       <w:r>
-        <w:t xml:space="preserve"> The advantage of this analysis over mark-recapture estimates is it provides individualized data that can be matched with genetic analysis</w:t>
+        <w:t xml:space="preserve"> The advantage of this analysis over mark-recapture estimates is it provides individualized data that can be matched with genetic </w:t>
+      </w:r>
+      <w:r>
+        <w:t>data</w:t>
       </w:r>
       <w:r>
         <w:t xml:space="preserve"> to determine if parent-offspring pair</w:t>
@@ -653,7 +664,13 @@
         <w:t xml:space="preserve">These estimates were for PIT tagged fish only. Fish had to be stocked or captured and tagged to be included in these estimates as only fish that were stocked or handled could be included in adult genetic analysis and known population analysis. The marking period was January through February of each year. For a fish to be included, it must have been tagged </w:t>
       </w:r>
       <w:r>
-        <w:t xml:space="preserve">at least 6 months prior to the marking period. The capture period </w:t>
+        <w:t>at least 6 months prior to the marking period</w:t>
+      </w:r>
+      <w:r>
+        <w:t xml:space="preserve"> and scanned at least once within the marking period</w:t>
+      </w:r>
+      <w:r>
+        <w:t xml:space="preserve">. The capture period </w:t>
       </w:r>
       <w:r>
         <w:t>was from</w:t>
@@ -668,7 +685,15 @@
         <w:t xml:space="preserve">15 months prior to the start of the capture period, which coincided with the criteria for the marking period. The mark and capture periods as well as the formula </w:t>
       </w:r>
       <w:r>
-        <w:t>for the estimates was the same used for</w:t>
+        <w:t xml:space="preserve">for the estimates </w:t>
+      </w:r>
+      <w:proofErr w:type="gramStart"/>
+      <w:r>
+        <w:t>was</w:t>
+      </w:r>
+      <w:proofErr w:type="gramEnd"/>
+      <w:r>
+        <w:t xml:space="preserve"> the same used for</w:t>
       </w:r>
       <w:r>
         <w:t xml:space="preserve"> reporting</w:t>
@@ -689,7 +714,6 @@
         <w:t xml:space="preserve">. </w:t>
       </w:r>
     </w:p>
-    <w:p/>
     <w:p>
       <w:r>
         <w:t xml:space="preserve">Post-stocking survival </w:t>
@@ -1317,7 +1341,7 @@
         </w:rPr>
         <w:lastRenderedPageBreak/>
         <w:drawing>
-          <wp:inline distT="0" distB="0" distL="0" distR="0" wp14:anchorId="1645775A" wp14:editId="0BD649D9">
+          <wp:inline distT="0" distB="0" distL="0" distR="0" wp14:anchorId="1645775A" wp14:editId="6978501A">
             <wp:extent cx="5868063" cy="3912042"/>
             <wp:effectExtent l="0" t="0" r="0" b="0"/>
             <wp:docPr id="358630128" name="Picture 2"/>
@@ -2341,7 +2365,6 @@
     <w:basedOn w:val="Normal"/>
     <w:link w:val="HeaderChar"/>
     <w:uiPriority w:val="99"/>
-    <w:semiHidden/>
     <w:unhideWhenUsed/>
     <w:rsid w:val="004D004A"/>
     <w:pPr>
@@ -2364,7 +2387,6 @@
     <w:basedOn w:val="Normal"/>
     <w:link w:val="FooterChar"/>
     <w:uiPriority w:val="99"/>
-    <w:semiHidden/>
     <w:unhideWhenUsed/>
     <w:rsid w:val="004D004A"/>
     <w:pPr>
@@ -2701,26 +2723,6 @@
 </file>
 
 <file path=customXml/item1.xml><?xml version="1.0" encoding="utf-8"?>
-<?mso-contentType ?>
-<FormTemplates xmlns="http://schemas.microsoft.com/sharepoint/v3/contenttype/forms">
-  <Display>DocumentLibraryForm</Display>
-  <Edit>DocumentLibraryForm</Edit>
-  <New>DocumentLibraryForm</New>
-</FormTemplates>
-</file>
-
-<file path=customXml/item2.xml><?xml version="1.0" encoding="utf-8"?>
-<p:properties xmlns:p="http://schemas.microsoft.com/office/2006/metadata/properties" xmlns:xsi="http://www.w3.org/2001/XMLSchema-instance" xmlns:pc="http://schemas.microsoft.com/office/infopath/2007/PartnerControls">
-  <documentManagement>
-    <lcf76f155ced4ddcb4097134ff3c332f xmlns="0163b7c3-6fd4-4e9e-a0e0-ce73f2749c4b">
-      <Terms xmlns="http://schemas.microsoft.com/office/infopath/2007/PartnerControls"/>
-    </lcf76f155ced4ddcb4097134ff3c332f>
-    <TaxCatchAll xmlns="d1e10837-682d-47d3-817a-d9a92e4874a6" xsi:nil="true"/>
-  </documentManagement>
-</p:properties>
-</file>
-
-<file path=customXml/item3.xml><?xml version="1.0" encoding="utf-8"?>
 <ct:contentTypeSchema xmlns:ct="http://schemas.microsoft.com/office/2006/metadata/contentType" xmlns:ma="http://schemas.microsoft.com/office/2006/metadata/properties/metaAttributes" ct:_="" ma:_="" ma:contentTypeName="Document" ma:contentTypeID="0x010100CF451DEAB66511499DA003356CF88131" ma:contentTypeVersion="16" ma:contentTypeDescription="Create a new document." ma:contentTypeScope="" ma:versionID="38be41802eec72d376469eb8b893067b">
   <xsd:schema xmlns:xsd="http://www.w3.org/2001/XMLSchema" xmlns:xs="http://www.w3.org/2001/XMLSchema" xmlns:p="http://schemas.microsoft.com/office/2006/metadata/properties" xmlns:ns2="0163b7c3-6fd4-4e9e-a0e0-ce73f2749c4b" xmlns:ns3="d1e10837-682d-47d3-817a-d9a92e4874a6" targetNamespace="http://schemas.microsoft.com/office/2006/metadata/properties" ma:root="true" ma:fieldsID="6567375de3acbf3c6eaeedd45f4249a6" ns2:_="" ns3:_="">
     <xsd:import namespace="0163b7c3-6fd4-4e9e-a0e0-ce73f2749c4b"/>
@@ -2963,10 +2965,41 @@
 </ct:contentTypeSchema>
 </file>
 
+<file path=customXml/item2.xml><?xml version="1.0" encoding="utf-8"?>
+<p:properties xmlns:p="http://schemas.microsoft.com/office/2006/metadata/properties" xmlns:xsi="http://www.w3.org/2001/XMLSchema-instance" xmlns:pc="http://schemas.microsoft.com/office/infopath/2007/PartnerControls">
+  <documentManagement>
+    <lcf76f155ced4ddcb4097134ff3c332f xmlns="0163b7c3-6fd4-4e9e-a0e0-ce73f2749c4b">
+      <Terms xmlns="http://schemas.microsoft.com/office/infopath/2007/PartnerControls"/>
+    </lcf76f155ced4ddcb4097134ff3c332f>
+    <TaxCatchAll xmlns="d1e10837-682d-47d3-817a-d9a92e4874a6" xsi:nil="true"/>
+  </documentManagement>
+</p:properties>
+</file>
+
+<file path=customXml/item3.xml><?xml version="1.0" encoding="utf-8"?>
+<?mso-contentType ?>
+<FormTemplates xmlns="http://schemas.microsoft.com/sharepoint/v3/contenttype/forms">
+  <Display>DocumentLibraryForm</Display>
+  <Edit>DocumentLibraryForm</Edit>
+  <New>DocumentLibraryForm</New>
+</FormTemplates>
+</file>
+
 <file path=customXml/itemProps1.xml><?xml version="1.0" encoding="utf-8"?>
-<ds:datastoreItem xmlns:ds="http://schemas.openxmlformats.org/officeDocument/2006/customXml" ds:itemID="{7CCFAC32-F609-4E33-A54F-449EC8A499E7}">
+<ds:datastoreItem xmlns:ds="http://schemas.openxmlformats.org/officeDocument/2006/customXml" ds:itemID="{F5C49A08-F191-4D37-AA2C-32CF2EDCD473}">
   <ds:schemaRefs>
-    <ds:schemaRef ds:uri="http://schemas.microsoft.com/sharepoint/v3/contenttype/forms"/>
+    <ds:schemaRef ds:uri="http://schemas.microsoft.com/office/2006/metadata/contentType"/>
+    <ds:schemaRef ds:uri="http://schemas.microsoft.com/office/2006/metadata/properties/metaAttributes"/>
+    <ds:schemaRef ds:uri="http://www.w3.org/2001/XMLSchema"/>
+    <ds:schemaRef ds:uri="http://schemas.microsoft.com/office/2006/metadata/properties"/>
+    <ds:schemaRef ds:uri="0163b7c3-6fd4-4e9e-a0e0-ce73f2749c4b"/>
+    <ds:schemaRef ds:uri="d1e10837-682d-47d3-817a-d9a92e4874a6"/>
+    <ds:schemaRef ds:uri="http://schemas.microsoft.com/office/2006/documentManagement/types"/>
+    <ds:schemaRef ds:uri="http://schemas.microsoft.com/office/infopath/2007/PartnerControls"/>
+    <ds:schemaRef ds:uri="http://schemas.openxmlformats.org/package/2006/metadata/core-properties"/>
+    <ds:schemaRef ds:uri="http://purl.org/dc/elements/1.1/"/>
+    <ds:schemaRef ds:uri="http://purl.org/dc/terms/"/>
+    <ds:schemaRef ds:uri="http://schemas.microsoft.com/internal/obd"/>
   </ds:schemaRefs>
 </ds:datastoreItem>
 </file>
@@ -2983,20 +3016,9 @@
 </file>
 
 <file path=customXml/itemProps3.xml><?xml version="1.0" encoding="utf-8"?>
-<ds:datastoreItem xmlns:ds="http://schemas.openxmlformats.org/officeDocument/2006/customXml" ds:itemID="{F5C49A08-F191-4D37-AA2C-32CF2EDCD473}">
+<ds:datastoreItem xmlns:ds="http://schemas.openxmlformats.org/officeDocument/2006/customXml" ds:itemID="{7CCFAC32-F609-4E33-A54F-449EC8A499E7}">
   <ds:schemaRefs>
-    <ds:schemaRef ds:uri="http://schemas.microsoft.com/office/2006/metadata/contentType"/>
-    <ds:schemaRef ds:uri="http://schemas.microsoft.com/office/2006/metadata/properties/metaAttributes"/>
-    <ds:schemaRef ds:uri="http://www.w3.org/2001/XMLSchema"/>
-    <ds:schemaRef ds:uri="http://schemas.microsoft.com/office/2006/metadata/properties"/>
-    <ds:schemaRef ds:uri="0163b7c3-6fd4-4e9e-a0e0-ce73f2749c4b"/>
-    <ds:schemaRef ds:uri="d1e10837-682d-47d3-817a-d9a92e4874a6"/>
-    <ds:schemaRef ds:uri="http://schemas.microsoft.com/office/2006/documentManagement/types"/>
-    <ds:schemaRef ds:uri="http://schemas.microsoft.com/office/infopath/2007/PartnerControls"/>
-    <ds:schemaRef ds:uri="http://schemas.openxmlformats.org/package/2006/metadata/core-properties"/>
-    <ds:schemaRef ds:uri="http://purl.org/dc/elements/1.1/"/>
-    <ds:schemaRef ds:uri="http://purl.org/dc/terms/"/>
-    <ds:schemaRef ds:uri="http://schemas.microsoft.com/internal/obd"/>
+    <ds:schemaRef ds:uri="http://schemas.microsoft.com/sharepoint/v3/contenttype/forms"/>
   </ds:schemaRefs>
 </ds:datastoreItem>
 </file>